--- a/00-首页/学生讲义Word/方程式书写专项-超级充实版（自学完整）.docx
+++ b/00-首页/学生讲义Word/方程式书写专项-超级充实版（自学完整）.docx
@@ -68,7 +68,7 @@
           <w:b/>
           <w:bCs/>
         </w:rPr>
-        <w:t xml:space="preserve">适用</w:t>
+        <w:t xml:space="preserve">本讲义定位</w:t>
       </w:r>
       <w:r>
         <w:rPr>
@@ -80,31 +80,73 @@
         <w:rPr>
           <w:rFonts w:hint="eastAsia" w:ascii="Times New Roman" w:hAnsi="Times New Roman" w:eastAsia="FangSong" w:cs="Times New Roman"/>
         </w:rPr>
-        <w:t>第一轮基础班</w:t>
-      </w:r>
-      <w:r>
-        <w:rPr>
-          <w:rFonts w:hint="eastAsia" w:ascii="Times New Roman" w:hAnsi="Times New Roman" w:eastAsia="Times New Roman" w:cs="Times New Roman"/>
-        </w:rPr>
-        <w:t>（⭐~⭐⭐⭐）｜</w:t>
-      </w:r>
-      <w:r>
-        <w:rPr>
-          <w:rFonts w:hint="eastAsia" w:ascii="Times New Roman" w:hAnsi="Times New Roman" w:eastAsia="FangSong" w:cs="Times New Roman"/>
-        </w:rPr>
-        <w:t>第二轮强化与元素推断衔接</w:t>
-      </w:r>
-      <w:r>
-        <w:rPr>
-          <w:rFonts w:hint="eastAsia" w:ascii="Times New Roman" w:hAnsi="Times New Roman" w:eastAsia="Times New Roman" w:cs="Times New Roman"/>
-        </w:rPr>
-        <w:t>（⭐⭐⭐⭐）</w:t>
-      </w:r>
-      <w:r>
-        <w:rPr>
-          <w:rFonts w:ascii="Times New Roman" w:hAnsi="Times New Roman" w:eastAsia="Times New Roman" w:cs="Times New Roman"/>
-        </w:rPr>
-        <w:t xml:space="preserve"> </w:t>
+        <w:t>贯穿第一</w:t>
+      </w:r>
+      <w:r>
+        <w:rPr>
+          <w:rFonts w:hint="eastAsia" w:ascii="Times New Roman" w:hAnsi="Times New Roman" w:eastAsia="Times New Roman" w:cs="Times New Roman"/>
+        </w:rPr>
+        <w:t>、</w:t>
+      </w:r>
+      <w:r>
+        <w:rPr>
+          <w:rFonts w:hint="eastAsia" w:ascii="Times New Roman" w:hAnsi="Times New Roman" w:eastAsia="FangSong" w:cs="Times New Roman"/>
+        </w:rPr>
+        <w:t>二轮的</w:t>
+      </w:r>
+      <w:r>
+        <w:rPr>
+          <w:rFonts w:hint="eastAsia" w:ascii="Times New Roman" w:hAnsi="Times New Roman" w:eastAsia="Times New Roman" w:cs="Times New Roman"/>
+        </w:rPr>
+        <w:t>「</w:t>
+      </w:r>
+      <w:r>
+        <w:rPr>
+          <w:rFonts w:hint="eastAsia" w:ascii="Times New Roman" w:hAnsi="Times New Roman" w:eastAsia="FangSong" w:cs="Times New Roman"/>
+        </w:rPr>
+        <w:t>方程式书写工具课</w:t>
+      </w:r>
+      <w:r>
+        <w:rPr>
+          <w:rFonts w:hint="eastAsia" w:ascii="Times New Roman" w:hAnsi="Times New Roman" w:eastAsia="Times New Roman" w:cs="Times New Roman"/>
+        </w:rPr>
+        <w:t>」。</w:t>
+      </w:r>
+      <w:r>
+        <w:rPr>
+          <w:rFonts w:hint="eastAsia" w:ascii="Times New Roman" w:hAnsi="Times New Roman" w:eastAsia="FangSong" w:cs="Times New Roman"/>
+        </w:rPr>
+        <w:t>从</w:t>
+      </w:r>
+      <w:r>
+        <w:rPr>
+          <w:rFonts w:hint="eastAsia" w:ascii="Times New Roman" w:hAnsi="Times New Roman" w:eastAsia="Times New Roman" w:cs="Times New Roman"/>
+        </w:rPr>
+        <w:t>「</w:t>
+      </w:r>
+      <w:r>
+        <w:rPr>
+          <w:rFonts w:hint="eastAsia" w:ascii="Times New Roman" w:hAnsi="Times New Roman" w:eastAsia="FangSong" w:cs="Times New Roman"/>
+        </w:rPr>
+        <w:t>会配平</w:t>
+      </w:r>
+      <w:r>
+        <w:rPr>
+          <w:rFonts w:hint="eastAsia" w:ascii="Times New Roman" w:hAnsi="Times New Roman" w:eastAsia="Times New Roman" w:cs="Times New Roman"/>
+        </w:rPr>
+        <w:t>」</w:t>
+      </w:r>
+      <w:r>
+        <w:rPr>
+          <w:rFonts w:hint="eastAsia" w:ascii="Times New Roman" w:hAnsi="Times New Roman" w:eastAsia="FangSong" w:cs="Times New Roman"/>
+        </w:rPr>
+        <w:t>升级到</w:t>
+      </w:r>
+      <w:r>
+        <w:rPr>
+          <w:rFonts w:hint="eastAsia" w:ascii="Times New Roman" w:hAnsi="Times New Roman" w:eastAsia="Times New Roman" w:cs="Times New Roman"/>
+        </w:rPr>
+        <w:t>「</w:t>
       </w:r>
       <w:r>
         <w:rPr>
@@ -112,207 +154,15 @@
           <w:b/>
           <w:bCs/>
         </w:rPr>
-        <w:t xml:space="preserve">对应专题页</w:t>
-      </w:r>
-      <w:r>
-        <w:rPr>
-          <w:rFonts w:hint="eastAsia" w:ascii="Times New Roman" w:hAnsi="Times New Roman" w:eastAsia="Times New Roman" w:cs="Times New Roman"/>
-        </w:rPr>
-        <w:t>：04-</w:t>
-      </w:r>
-      <w:r>
-        <w:rPr>
-          <w:rFonts w:hint="eastAsia" w:ascii="Times New Roman" w:hAnsi="Times New Roman" w:eastAsia="FangSong" w:cs="Times New Roman"/>
-        </w:rPr>
-        <w:t>专题与题型</w:t>
-      </w:r>
-      <w:r>
-        <w:rPr>
-          <w:rFonts w:hint="eastAsia" w:ascii="Times New Roman" w:hAnsi="Times New Roman" w:eastAsia="Times New Roman" w:cs="Times New Roman"/>
-        </w:rPr>
-        <w:t>/</w:t>
-      </w:r>
-      <w:r>
-        <w:rPr>
-          <w:rFonts w:hint="eastAsia" w:ascii="Times New Roman" w:hAnsi="Times New Roman" w:eastAsia="FangSong" w:cs="Times New Roman"/>
-        </w:rPr>
-        <w:t>专题</w:t>
-      </w:r>
-      <w:r>
-        <w:rPr>
-          <w:rFonts w:hint="eastAsia" w:ascii="Times New Roman" w:hAnsi="Times New Roman" w:eastAsia="Times New Roman" w:cs="Times New Roman"/>
-        </w:rPr>
-        <w:t>/</w:t>
-      </w:r>
-      <w:r>
-        <w:rPr>
-          <w:rFonts w:hint="eastAsia" w:ascii="Times New Roman" w:hAnsi="Times New Roman" w:eastAsia="FangSong" w:cs="Times New Roman"/>
-        </w:rPr>
-        <w:t>专题</w:t>
-      </w:r>
-      <w:r>
-        <w:rPr>
-          <w:rFonts w:hint="eastAsia" w:ascii="Times New Roman" w:hAnsi="Times New Roman" w:eastAsia="Times New Roman" w:cs="Times New Roman"/>
-        </w:rPr>
-        <w:t>-</w:t>
-      </w:r>
-      <w:r>
-        <w:rPr>
-          <w:rFonts w:hint="eastAsia" w:ascii="Times New Roman" w:hAnsi="Times New Roman" w:eastAsia="FangSong" w:cs="Times New Roman"/>
-        </w:rPr>
-        <w:t>方程式书写专项</w:t>
-      </w:r>
-      <w:r>
-        <w:rPr>
-          <w:rFonts w:hint="eastAsia" w:ascii="Times New Roman" w:hAnsi="Times New Roman" w:eastAsia="Times New Roman" w:cs="Times New Roman"/>
-        </w:rPr>
-        <w:t>（</w:t>
-      </w:r>
-      <w:r>
-        <w:rPr>
-          <w:rFonts w:hint="eastAsia" w:ascii="Times New Roman" w:hAnsi="Times New Roman" w:eastAsia="FangSong" w:cs="Times New Roman"/>
-        </w:rPr>
-        <w:t>元素化学版</w:t>
-      </w:r>
-      <w:r>
-        <w:rPr>
-          <w:rFonts w:hint="eastAsia" w:ascii="Times New Roman" w:hAnsi="Times New Roman" w:eastAsia="Times New Roman" w:cs="Times New Roman"/>
-        </w:rPr>
-        <w:t>）</w:t>
-      </w:r>
-      <w:r>
-        <w:rPr>
-          <w:rFonts w:ascii="Times New Roman" w:hAnsi="Times New Roman" w:eastAsia="Times New Roman" w:cs="Times New Roman"/>
-        </w:rPr>
-        <w:t xml:space="preserve"> </w:t>
-      </w:r>
-      <w:r>
-        <w:rPr>
-          <w:rFonts w:hint="eastAsia" w:ascii="Times New Roman" w:hAnsi="Times New Roman" w:eastAsia="FangSong" w:cs="Times New Roman"/>
+        <w:t>在题目不告诉你产物时</w:t>
+      </w:r>
+      <w:r>
+        <w:rPr>
+          <w:rFonts w:hint="eastAsia" w:ascii="Times New Roman" w:hAnsi="Times New Roman" w:eastAsia="Times New Roman" w:cs="Times New Roman"/>
           <w:b/>
           <w:bCs/>
         </w:rPr>
-        <w:t xml:space="preserve">对应备课大纲</w:t>
-      </w:r>
-      <w:r>
-        <w:rPr>
-          <w:rFonts w:hint="eastAsia" w:ascii="Times New Roman" w:hAnsi="Times New Roman" w:eastAsia="Times New Roman" w:cs="Times New Roman"/>
-        </w:rPr>
-        <w:t>：04-</w:t>
-      </w:r>
-      <w:r>
-        <w:rPr>
-          <w:rFonts w:hint="eastAsia" w:ascii="Times New Roman" w:hAnsi="Times New Roman" w:eastAsia="FangSong" w:cs="Times New Roman"/>
-        </w:rPr>
-        <w:t>课件</w:t>
-      </w:r>
-      <w:r>
-        <w:rPr>
-          <w:rFonts w:hint="eastAsia" w:ascii="Times New Roman" w:hAnsi="Times New Roman" w:eastAsia="Times New Roman" w:cs="Times New Roman"/>
-        </w:rPr>
-        <w:t>/</w:t>
-      </w:r>
-      <w:r>
-        <w:rPr>
-          <w:rFonts w:hint="eastAsia" w:ascii="Times New Roman" w:hAnsi="Times New Roman" w:eastAsia="FangSong" w:cs="Times New Roman"/>
-        </w:rPr>
-        <w:t>备课大纲</w:t>
-      </w:r>
-      <w:r>
-        <w:rPr>
-          <w:rFonts w:hint="eastAsia" w:ascii="Times New Roman" w:hAnsi="Times New Roman" w:eastAsia="Times New Roman" w:cs="Times New Roman"/>
-        </w:rPr>
-        <w:t>/2026-06-02-</w:t>
-      </w:r>
-      <w:r>
-        <w:rPr>
-          <w:rFonts w:hint="eastAsia" w:ascii="Times New Roman" w:hAnsi="Times New Roman" w:eastAsia="FangSong" w:cs="Times New Roman"/>
-        </w:rPr>
-        <w:t>方程式书写专项</w:t>
-      </w:r>
-      <w:r>
-        <w:rPr>
-          <w:rFonts w:hint="eastAsia" w:ascii="Times New Roman" w:hAnsi="Times New Roman" w:eastAsia="Times New Roman" w:cs="Times New Roman"/>
-        </w:rPr>
-        <w:t>-</w:t>
-      </w:r>
-      <w:r>
-        <w:rPr>
-          <w:rFonts w:hint="eastAsia" w:ascii="Times New Roman" w:hAnsi="Times New Roman" w:eastAsia="FangSong" w:cs="Times New Roman"/>
-        </w:rPr>
-        <w:t>基础班</w:t>
-      </w:r>
-      <w:r>
-        <w:rPr>
-          <w:rFonts w:ascii="Times New Roman" w:hAnsi="Times New Roman" w:eastAsia="Times New Roman" w:cs="Times New Roman"/>
-        </w:rPr>
-        <w:t xml:space="preserve"> · </w:t>
-      </w:r>
-      <w:r>
-        <w:rPr>
-          <w:rFonts w:hint="eastAsia" w:ascii="Times New Roman" w:hAnsi="Times New Roman" w:eastAsia="FangSong" w:cs="Times New Roman"/>
-        </w:rPr>
-        <w:t xml:space="preserve">新授课</w:t>
-      </w:r>
-      <w:r>
-        <w:rPr>
-          <w:rFonts w:ascii="Times New Roman" w:hAnsi="Times New Roman" w:eastAsia="Times New Roman" w:cs="Times New Roman"/>
-        </w:rPr>
-        <w:t xml:space="preserve"> </w:t>
-      </w:r>
-      <w:r>
-        <w:rPr>
-          <w:rFonts w:hint="eastAsia" w:ascii="Times New Roman" w:hAnsi="Times New Roman" w:eastAsia="Times New Roman" w:cs="Times New Roman"/>
-        </w:rPr>
-        <w:t>04-</w:t>
-      </w:r>
-      <w:r>
-        <w:rPr>
-          <w:rFonts w:hint="eastAsia" w:ascii="Times New Roman" w:hAnsi="Times New Roman" w:eastAsia="FangSong" w:cs="Times New Roman"/>
-        </w:rPr>
-        <w:t>课件</w:t>
-      </w:r>
-      <w:r>
-        <w:rPr>
-          <w:rFonts w:hint="eastAsia" w:ascii="Times New Roman" w:hAnsi="Times New Roman" w:eastAsia="Times New Roman" w:cs="Times New Roman"/>
-        </w:rPr>
-        <w:t>/</w:t>
-      </w:r>
-      <w:r>
-        <w:rPr>
-          <w:rFonts w:hint="eastAsia" w:ascii="Times New Roman" w:hAnsi="Times New Roman" w:eastAsia="FangSong" w:cs="Times New Roman"/>
-        </w:rPr>
-        <w:t>新授课</w:t>
-      </w:r>
-      <w:r>
-        <w:rPr>
-          <w:rFonts w:hint="eastAsia" w:ascii="Times New Roman" w:hAnsi="Times New Roman" w:eastAsia="Times New Roman" w:cs="Times New Roman"/>
-        </w:rPr>
-        <w:t>/2026-06-02-</w:t>
-      </w:r>
-      <w:r>
-        <w:rPr>
-          <w:rFonts w:hint="eastAsia" w:ascii="Times New Roman" w:hAnsi="Times New Roman" w:eastAsia="FangSong" w:cs="Times New Roman"/>
-        </w:rPr>
-        <w:t>方程式书写专项</w:t>
-      </w:r>
-      <w:r>
-        <w:rPr>
-          <w:rFonts w:hint="eastAsia" w:ascii="Times New Roman" w:hAnsi="Times New Roman" w:eastAsia="Times New Roman" w:cs="Times New Roman"/>
-        </w:rPr>
-        <w:t>-</w:t>
-      </w:r>
-      <w:r>
-        <w:rPr>
-          <w:rFonts w:hint="eastAsia" w:ascii="Times New Roman" w:hAnsi="Times New Roman" w:eastAsia="FangSong" w:cs="Times New Roman"/>
-        </w:rPr>
-        <w:t>基础班</w:t>
-      </w:r>
-      <w:r>
-        <w:rPr>
-          <w:rFonts w:ascii="Times New Roman" w:hAnsi="Times New Roman" w:eastAsia="Times New Roman" w:cs="Times New Roman"/>
-        </w:rPr>
-        <w:t xml:space="preserve"> </w:t>
+        <w:t>，</w:t>
       </w:r>
       <w:r>
         <w:rPr>
@@ -320,417 +170,19 @@
           <w:b/>
           <w:bCs/>
         </w:rPr>
-        <w:t xml:space="preserve">对应考纲</w:t>
-      </w:r>
-      <w:r>
-        <w:rPr>
-          <w:rFonts w:hint="eastAsia" w:ascii="Times New Roman" w:hAnsi="Times New Roman" w:eastAsia="Times New Roman" w:cs="Times New Roman"/>
-        </w:rPr>
-        <w:t xml:space="preserve">：</w:t>
-      </w:r>
-      <w:r>
-        <w:rPr>
-          <w:rStyle w:val="VerbatimChar"/>
-          <w:rFonts w:hint="eastAsia" w:ascii="Times New Roman" w:hAnsi="Times New Roman" w:eastAsia="Times New Roman" w:cs="Times New Roman"/>
-        </w:rPr>
-        <w:t>08-</w:t>
-      </w:r>
-      <w:r>
-        <w:rPr>
-          <w:rStyle w:val="VerbatimChar"/>
-          <w:rFonts w:hint="eastAsia" w:ascii="Times New Roman" w:hAnsi="Times New Roman" w:eastAsia="FangSong" w:cs="Times New Roman"/>
-        </w:rPr>
-        <w:t>氧化还原与电化学</w:t>
-      </w:r>
-      <w:r>
-        <w:rPr>
-          <w:rFonts w:hint="eastAsia" w:ascii="Times New Roman" w:hAnsi="Times New Roman" w:eastAsia="Times New Roman" w:cs="Times New Roman"/>
-        </w:rPr>
-        <w:t>（</w:t>
-      </w:r>
-      <w:r>
-        <w:rPr>
-          <w:rFonts w:hint="eastAsia" w:ascii="Times New Roman" w:hAnsi="Times New Roman" w:eastAsia="FangSong" w:cs="Times New Roman"/>
-        </w:rPr>
-        <w:t>半反应工具</w:t>
-      </w:r>
-      <w:r>
-        <w:rPr>
-          <w:rFonts w:hint="eastAsia" w:ascii="Times New Roman" w:hAnsi="Times New Roman" w:eastAsia="Times New Roman" w:cs="Times New Roman"/>
-        </w:rPr>
-        <w:t>）、</w:t>
-      </w:r>
-      <w:r>
-        <w:rPr>
-          <w:rStyle w:val="VerbatimChar"/>
-          <w:rFonts w:hint="eastAsia" w:ascii="Times New Roman" w:hAnsi="Times New Roman" w:eastAsia="Times New Roman" w:cs="Times New Roman"/>
-        </w:rPr>
-        <w:t>13-</w:t>
-      </w:r>
-      <w:r>
-        <w:rPr>
-          <w:rStyle w:val="VerbatimChar"/>
-          <w:rFonts w:hint="eastAsia" w:ascii="Times New Roman" w:hAnsi="Times New Roman" w:eastAsia="FangSong" w:cs="Times New Roman"/>
-        </w:rPr>
-        <w:t>元素化学</w:t>
-      </w:r>
-      <w:r>
-        <w:rPr>
-          <w:rFonts w:hint="eastAsia" w:ascii="Times New Roman" w:hAnsi="Times New Roman" w:eastAsia="Times New Roman" w:cs="Times New Roman"/>
-        </w:rPr>
-        <w:t>（</w:t>
-      </w:r>
-      <w:r>
-        <w:rPr>
-          <w:rFonts w:hint="eastAsia" w:ascii="Times New Roman" w:hAnsi="Times New Roman" w:eastAsia="FangSong" w:cs="Times New Roman"/>
-        </w:rPr>
-        <w:t>产物判断</w:t>
-      </w:r>
-      <w:r>
-        <w:rPr>
-          <w:rFonts w:hint="eastAsia" w:ascii="Times New Roman" w:hAnsi="Times New Roman" w:eastAsia="Times New Roman" w:cs="Times New Roman"/>
-        </w:rPr>
-        <w:t>）、</w:t>
-      </w:r>
-      <w:r>
-        <w:rPr>
-          <w:rStyle w:val="VerbatimChar"/>
-          <w:rFonts w:hint="eastAsia" w:ascii="Times New Roman" w:hAnsi="Times New Roman" w:eastAsia="Times New Roman" w:cs="Times New Roman"/>
-        </w:rPr>
-        <w:t>01-</w:t>
-      </w:r>
-      <w:r>
-        <w:rPr>
-          <w:rStyle w:val="VerbatimChar"/>
-          <w:rFonts w:hint="eastAsia" w:ascii="Times New Roman" w:hAnsi="Times New Roman" w:eastAsia="FangSong" w:cs="Times New Roman"/>
-        </w:rPr>
-        <w:t>化学计量</w:t>
-      </w:r>
-      <w:r>
-        <w:rPr>
-          <w:rFonts w:ascii="Times New Roman" w:hAnsi="Times New Roman" w:eastAsia="Times New Roman" w:cs="Times New Roman"/>
-        </w:rPr>
-        <w:t xml:space="preserve"> </w:t>
-      </w:r>
-      <w:r>
-        <w:rPr>
-          <w:rFonts w:hint="eastAsia" w:ascii="Times New Roman" w:hAnsi="Times New Roman" w:eastAsia="FangSong" w:cs="Times New Roman"/>
-          <w:b/>
-          <w:bCs/>
-        </w:rPr>
-        <w:t xml:space="preserve">前置要求</w:t>
-      </w:r>
-      <w:r>
-        <w:rPr>
-          <w:rFonts w:hint="eastAsia" w:ascii="Times New Roman" w:hAnsi="Times New Roman" w:eastAsia="Times New Roman" w:cs="Times New Roman"/>
-        </w:rPr>
-        <w:t>：</w:t>
-      </w:r>
-      <w:r>
-        <w:rPr>
-          <w:rFonts w:hint="eastAsia" w:ascii="Times New Roman" w:hAnsi="Times New Roman" w:eastAsia="FangSong" w:cs="Times New Roman"/>
-        </w:rPr>
-        <w:t>掌握</w:t>
-      </w:r>
-      <w:r>
-        <w:rPr>
-          <w:rFonts w:ascii="Times New Roman" w:hAnsi="Times New Roman" w:eastAsia="Times New Roman" w:cs="Times New Roman"/>
-        </w:rPr>
-        <w:t xml:space="preserve"> </w:t>
-      </w:r>
-      <w:r>
-        <w:rPr>
-          <w:rFonts w:hint="eastAsia" w:ascii="Times New Roman" w:hAnsi="Times New Roman" w:eastAsia="FangSong" w:cs="Times New Roman"/>
-        </w:rPr>
-        <w:t xml:space="preserve">氧化态</w:t>
-      </w:r>
-      <w:r>
-        <w:rPr>
-          <w:rFonts w:ascii="Times New Roman" w:hAnsi="Times New Roman" w:eastAsia="Times New Roman" w:cs="Times New Roman"/>
-        </w:rPr>
-        <w:t xml:space="preserve"> </w:t>
-      </w:r>
-      <w:r>
-        <w:rPr>
-          <w:rFonts w:hint="eastAsia" w:ascii="Times New Roman" w:hAnsi="Times New Roman" w:eastAsia="FangSong" w:cs="Times New Roman"/>
-        </w:rPr>
-        <w:t>判定</w:t>
-      </w:r>
-      <w:r>
-        <w:rPr>
-          <w:rFonts w:hint="eastAsia" w:ascii="Times New Roman" w:hAnsi="Times New Roman" w:eastAsia="Times New Roman" w:cs="Times New Roman"/>
-        </w:rPr>
-        <w:t>、</w:t>
-      </w:r>
-      <w:r>
-        <w:rPr>
-          <w:rFonts w:hint="eastAsia" w:ascii="Times New Roman" w:hAnsi="Times New Roman" w:eastAsia="FangSong" w:cs="Times New Roman"/>
-        </w:rPr>
-        <w:t>基本</w:t>
-      </w:r>
-      <w:r>
-        <w:rPr>
-          <w:rFonts w:ascii="Times New Roman" w:hAnsi="Times New Roman" w:eastAsia="Times New Roman" w:cs="Times New Roman"/>
-        </w:rPr>
-        <w:t xml:space="preserve"> </w:t>
-      </w:r>
-      <w:r>
-        <w:rPr>
-          <w:rFonts w:hint="eastAsia" w:ascii="Times New Roman" w:hAnsi="Times New Roman" w:eastAsia="FangSong" w:cs="Times New Roman"/>
-        </w:rPr>
-        <w:t xml:space="preserve">氧化还原反应方程式配平</w:t>
-      </w:r>
-      <w:r>
-        <w:rPr>
-          <w:rFonts w:ascii="Times New Roman" w:hAnsi="Times New Roman" w:eastAsia="Times New Roman" w:cs="Times New Roman"/>
-        </w:rPr>
-        <w:t xml:space="preserve"> </w:t>
-      </w:r>
-      <w:r>
-        <w:rPr>
-          <w:rFonts w:hint="eastAsia" w:ascii="Times New Roman" w:hAnsi="Times New Roman" w:eastAsia="FangSong" w:cs="Times New Roman"/>
-        </w:rPr>
-        <w:t xml:space="preserve">与</w:t>
-      </w:r>
-      <w:r>
-        <w:rPr>
-          <w:rFonts w:ascii="Times New Roman" w:hAnsi="Times New Roman" w:eastAsia="Times New Roman" w:cs="Times New Roman"/>
-        </w:rPr>
-        <w:t xml:space="preserve"> </w:t>
-      </w:r>
-      <w:r>
-        <w:rPr>
-          <w:rFonts w:hint="eastAsia" w:ascii="Times New Roman" w:hAnsi="Times New Roman" w:eastAsia="FangSong" w:cs="Times New Roman"/>
-        </w:rPr>
-        <w:t>离子方程式</w:t>
-      </w:r>
-      <w:r>
-        <w:rPr>
-          <w:rFonts w:hint="eastAsia" w:ascii="Times New Roman" w:hAnsi="Times New Roman" w:eastAsia="Times New Roman" w:cs="Times New Roman"/>
-        </w:rPr>
-        <w:t>；</w:t>
-      </w:r>
-      <w:r>
-        <w:rPr>
-          <w:rFonts w:hint="eastAsia" w:ascii="Times New Roman" w:hAnsi="Times New Roman" w:eastAsia="FangSong" w:cs="Times New Roman"/>
-        </w:rPr>
-        <w:t>会使用化学计量</w:t>
-      </w:r>
-      <w:r>
-        <w:rPr>
-          <w:rFonts w:hint="eastAsia" w:ascii="Times New Roman" w:hAnsi="Times New Roman" w:eastAsia="Times New Roman" w:cs="Times New Roman"/>
-        </w:rPr>
-        <w:t>「</w:t>
-      </w:r>
-      <w:r>
-        <w:rPr>
-          <w:rFonts w:hint="eastAsia" w:ascii="Times New Roman" w:hAnsi="Times New Roman" w:eastAsia="FangSong" w:cs="Times New Roman"/>
-        </w:rPr>
-        <w:t>先写对象再做题</w:t>
-      </w:r>
-      <w:r>
-        <w:rPr>
-          <w:rFonts w:hint="eastAsia" w:ascii="Times New Roman" w:hAnsi="Times New Roman" w:eastAsia="Times New Roman" w:cs="Times New Roman"/>
-        </w:rPr>
-        <w:t>」</w:t>
-      </w:r>
-      <w:r>
-        <w:rPr>
-          <w:rFonts w:hint="eastAsia" w:ascii="Times New Roman" w:hAnsi="Times New Roman" w:eastAsia="FangSong" w:cs="Times New Roman"/>
-        </w:rPr>
-        <w:t>的工作流</w:t>
-      </w:r>
-      <w:r>
-        <w:rPr>
-          <w:rFonts w:ascii="Times New Roman" w:hAnsi="Times New Roman" w:eastAsia="Times New Roman" w:cs="Times New Roman"/>
-        </w:rPr>
-        <w:t xml:space="preserve"> </w:t>
-      </w:r>
-      <w:r>
-        <w:rPr>
-          <w:rFonts w:hint="eastAsia" w:ascii="Times New Roman" w:hAnsi="Times New Roman" w:eastAsia="FangSong" w:cs="Times New Roman"/>
-          <w:b/>
-          <w:bCs/>
-        </w:rPr>
-        <w:t xml:space="preserve">深度边界</w:t>
-      </w:r>
-      <w:r>
-        <w:rPr>
-          <w:rFonts w:hint="eastAsia" w:ascii="Times New Roman" w:hAnsi="Times New Roman" w:eastAsia="Times New Roman" w:cs="Times New Roman"/>
-        </w:rPr>
-        <w:t>：</w:t>
-      </w:r>
-      <w:r>
-        <w:rPr>
-          <w:rFonts w:hint="eastAsia" w:ascii="Times New Roman" w:hAnsi="Times New Roman" w:eastAsia="FangSong" w:cs="Times New Roman"/>
-        </w:rPr>
-        <w:t>第一轮要求掌握非氧化还原产物判断</w:t>
-      </w:r>
-      <w:r>
-        <w:rPr>
-          <w:rFonts w:hint="eastAsia" w:ascii="Times New Roman" w:hAnsi="Times New Roman" w:eastAsia="Times New Roman" w:cs="Times New Roman"/>
-        </w:rPr>
-        <w:t>、</w:t>
-      </w:r>
-      <w:r>
-        <w:rPr>
-          <w:rFonts w:hint="eastAsia" w:ascii="Times New Roman" w:hAnsi="Times New Roman" w:eastAsia="FangSong" w:cs="Times New Roman"/>
-        </w:rPr>
-        <w:t>离子方程式规则</w:t>
-      </w:r>
-      <w:r>
-        <w:rPr>
-          <w:rFonts w:hint="eastAsia" w:ascii="Times New Roman" w:hAnsi="Times New Roman" w:eastAsia="Times New Roman" w:cs="Times New Roman"/>
-        </w:rPr>
-        <w:t>、</w:t>
-      </w:r>
-      <w:r>
-        <w:rPr>
-          <w:rFonts w:hint="eastAsia" w:ascii="Times New Roman" w:hAnsi="Times New Roman" w:eastAsia="FangSong" w:cs="Times New Roman"/>
-        </w:rPr>
-        <w:t>离子</w:t>
-      </w:r>
-      <w:r>
-        <w:rPr>
-          <w:rFonts w:hint="eastAsia" w:ascii="Times New Roman" w:hAnsi="Times New Roman" w:eastAsia="Times New Roman" w:cs="Times New Roman"/>
-        </w:rPr>
-        <w:t>-</w:t>
-      </w:r>
-      <w:r>
-        <w:rPr>
-          <w:rFonts w:hint="eastAsia" w:ascii="Times New Roman" w:hAnsi="Times New Roman" w:eastAsia="FangSong" w:cs="Times New Roman"/>
-        </w:rPr>
-        <w:t>电子法配平与介质判断</w:t>
-      </w:r>
-      <w:r>
-        <w:rPr>
-          <w:rFonts w:hint="eastAsia" w:ascii="Times New Roman" w:hAnsi="Times New Roman" w:eastAsia="Times New Roman" w:cs="Times New Roman"/>
-        </w:rPr>
-        <w:t>。</w:t>
-      </w:r>
-      <w:r>
-        <w:rPr>
-          <w:rFonts w:hint="eastAsia" w:ascii="Times New Roman" w:hAnsi="Times New Roman" w:eastAsia="FangSong" w:cs="Times New Roman"/>
-        </w:rPr>
-        <w:t>第二轮将</w:t>
-      </w:r>
-      <w:r>
-        <w:rPr>
-          <w:rFonts w:hint="eastAsia" w:ascii="Times New Roman" w:hAnsi="Times New Roman" w:eastAsia="Times New Roman" w:cs="Times New Roman"/>
-        </w:rPr>
-        <w:t>「</w:t>
-      </w:r>
-      <w:r>
-        <w:rPr>
-          <w:rFonts w:hint="eastAsia" w:ascii="Times New Roman" w:hAnsi="Times New Roman" w:eastAsia="FangSong" w:cs="Times New Roman"/>
-        </w:rPr>
-        <w:t>存在形体判断</w:t>
-      </w:r>
-      <w:r>
-        <w:rPr>
-          <w:rFonts w:hint="eastAsia" w:ascii="Times New Roman" w:hAnsi="Times New Roman" w:eastAsia="Times New Roman" w:cs="Times New Roman"/>
-        </w:rPr>
-        <w:t>」「</w:t>
-      </w:r>
-      <w:r>
-        <w:rPr>
-          <w:rFonts w:hint="eastAsia" w:ascii="Times New Roman" w:hAnsi="Times New Roman" w:eastAsia="FangSong" w:cs="Times New Roman"/>
-        </w:rPr>
-        <w:t>化学图景</w:t>
-      </w:r>
-      <w:r>
-        <w:rPr>
-          <w:rFonts w:hint="eastAsia" w:ascii="Times New Roman" w:hAnsi="Times New Roman" w:eastAsia="Times New Roman" w:cs="Times New Roman"/>
-        </w:rPr>
-        <w:t>」「</w:t>
-      </w:r>
-      <w:r>
-        <w:rPr>
-          <w:rFonts w:hint="eastAsia" w:ascii="Times New Roman" w:hAnsi="Times New Roman" w:eastAsia="FangSong" w:cs="Times New Roman"/>
-        </w:rPr>
-        <w:t>叠加法</w:t>
-      </w:r>
-      <w:r>
-        <w:rPr>
-          <w:rFonts w:hint="eastAsia" w:ascii="Times New Roman" w:hAnsi="Times New Roman" w:eastAsia="Times New Roman" w:cs="Times New Roman"/>
-        </w:rPr>
-        <w:t>」「</w:t>
-      </w:r>
-      <w:r>
-        <w:rPr>
-          <w:rFonts w:hint="eastAsia" w:ascii="Times New Roman" w:hAnsi="Times New Roman" w:eastAsia="FangSong" w:cs="Times New Roman"/>
-        </w:rPr>
-        <w:t>数据反推</w:t>
-      </w:r>
-      <w:r>
-        <w:rPr>
-          <w:rFonts w:hint="eastAsia" w:ascii="Times New Roman" w:hAnsi="Times New Roman" w:eastAsia="Times New Roman" w:cs="Times New Roman"/>
-        </w:rPr>
-        <w:t>」</w:t>
-      </w:r>
-      <w:r>
-        <w:rPr>
-          <w:rFonts w:hint="eastAsia" w:ascii="Times New Roman" w:hAnsi="Times New Roman" w:eastAsia="FangSong" w:cs="Times New Roman"/>
-        </w:rPr>
-        <w:t>提升为</w:t>
-      </w:r>
-      <w:r>
-        <w:rPr>
-          <w:rFonts w:hint="eastAsia" w:ascii="Times New Roman" w:hAnsi="Times New Roman" w:eastAsia="FangSong" w:cs="Times New Roman"/>
-          <w:b/>
-          <w:bCs/>
-        </w:rPr>
-        <w:t xml:space="preserve">独立武器</w:t>
-      </w:r>
-      <w:r>
-        <w:rPr>
-          <w:rFonts w:ascii="Times New Roman" w:hAnsi="Times New Roman" w:eastAsia="Times New Roman" w:cs="Times New Roman"/>
-        </w:rPr>
-        <w:t xml:space="preserve">。</w:t>
-      </w:r>
-      <w:r>
-        <w:rPr>
-          <w:rFonts w:hint="eastAsia" w:ascii="Times New Roman" w:hAnsi="Times New Roman" w:eastAsia="FangSong" w:cs="Times New Roman"/>
-          <w:b/>
-          <w:bCs/>
-        </w:rPr>
-        <w:t xml:space="preserve">不展开</w:t>
-      </w:r>
-      <w:r>
-        <w:rPr>
-          <w:rFonts w:hint="eastAsia" w:ascii="Times New Roman" w:hAnsi="Times New Roman" w:eastAsia="Times New Roman" w:cs="Times New Roman"/>
-        </w:rPr>
-        <w:t>：</w:t>
-      </w:r>
-      <w:r>
-        <w:rPr>
-          <w:rFonts w:hint="eastAsia" w:ascii="Times New Roman" w:hAnsi="Times New Roman" w:eastAsia="FangSong" w:cs="Times New Roman"/>
-        </w:rPr>
-        <w:t>有机氧化还原</w:t>
-      </w:r>
-      <w:r>
-        <w:rPr>
-          <w:rFonts w:hint="eastAsia" w:ascii="Times New Roman" w:hAnsi="Times New Roman" w:eastAsia="Times New Roman" w:cs="Times New Roman"/>
-        </w:rPr>
-        <w:t>、</w:t>
-      </w:r>
-      <w:r>
-        <w:rPr>
-          <w:rFonts w:hint="eastAsia" w:ascii="Times New Roman" w:hAnsi="Times New Roman" w:eastAsia="FangSong" w:cs="Times New Roman"/>
-        </w:rPr>
-        <w:t>电化学连续长链训练</w:t>
-      </w:r>
-      <w:r>
-        <w:rPr>
-          <w:rFonts w:hint="eastAsia" w:ascii="Times New Roman" w:hAnsi="Times New Roman" w:eastAsia="Times New Roman" w:cs="Times New Roman"/>
-        </w:rPr>
-        <w:t>、</w:t>
-      </w:r>
-      <w:r>
-        <w:rPr>
-          <w:rFonts w:hint="eastAsia" w:ascii="Times New Roman" w:hAnsi="Times New Roman" w:eastAsia="FangSong" w:cs="Times New Roman"/>
-        </w:rPr>
-        <w:t>非水体系系统反应</w:t>
+        <w:t>用化学语言把反应写出来</w:t>
+      </w:r>
+      <w:r>
+        <w:rPr>
+          <w:rFonts w:hint="eastAsia" w:ascii="Times New Roman" w:hAnsi="Times New Roman" w:eastAsia="Times New Roman" w:cs="Times New Roman"/>
+        </w:rPr>
+        <w:t>」——</w:t>
+      </w:r>
+      <w:r>
+        <w:rPr>
+          <w:rFonts w:hint="eastAsia" w:ascii="Times New Roman" w:hAnsi="Times New Roman" w:eastAsia="FangSong" w:cs="Times New Roman"/>
+        </w:rPr>
+        <w:t>这是竞赛方程式题区别于课内题的核心</w:t>
       </w:r>
       <w:r>
         <w:rPr>
